--- a/backend-google-docs/12-realtime.docx
+++ b/backend-google-docs/12-realtime.docx
@@ -2337,7 +2337,7 @@
       </w:pPr>
       <w:r>
         <w:rPr/>
-        <w:t>🎯 From Your Resume</w:t>
+        <w:t>🟢 More Basics</w:t>
       </w:r>
     </w:p>
     <w:p>
@@ -2357,7 +2357,7 @@
           <w:color w:val="1F3A5F"/>
           <w:sz w:val="24"/>
         </w:rPr>
-        <w:t>Q15. "How did your SSE compliance chat work on the backend?"</w:t>
+        <w:t>Q15. What is long polling, and when is it still useful?</w:t>
       </w:r>
       <w:r>
         <w:rPr>
@@ -2378,7 +2378,7 @@
       </w:r>
       <w:r>
         <w:rPr/>
-        <w:t xml:space="preserve"> The backend authenticated the user, retrieved tenant- and role-filtered call data in the query, built the prompt, and streamed LLM tokens as SSE events, stopping when the client disconnected.</w:t>
+        <w:t xml:space="preserve"> The client sends a request and the server holds it open until there's data or a timeout, then the client immediately asks again.</w:t>
       </w:r>
     </w:p>
     <w:p>
@@ -2393,7 +2393,7 @@
       </w:r>
       <w:r>
         <w:rPr/>
-        <w:t xml:space="preserve"> Mention heartbeats, timeouts, logging without PHI, and why SSE over WebSocket.</w:t>
+        <w:t xml:space="preserve"> Works through any proxy or firewall; a fallback when WebSockets are blocked.</w:t>
       </w:r>
     </w:p>
     <w:p>
@@ -2416,23 +2416,11 @@
           <w:color w:val="B42318"/>
           <w:sz w:val="20"/>
         </w:rPr>
-        <w:t>event: token</w:t>
-      </w:r>
-      <w:r>
-        <w:rPr/>
-        <w:t xml:space="preserve"> frames, a final </w:t>
-      </w:r>
-      <w:r>
-        <w:rPr>
-          <w:rFonts w:ascii="Courier New" w:hAnsi="Courier New"/>
-          <w:color w:val="B42318"/>
-          <w:sz w:val="20"/>
-        </w:rPr>
-        <w:t>event: done</w:t>
-      </w:r>
-      <w:r>
-        <w:rPr/>
-        <w:t xml:space="preserve"> with citations.</w:t>
+        <w:t>GET /events?after=120</w:t>
+      </w:r>
+      <w:r>
+        <w:rPr/>
+        <w:t xml:space="preserve"> waits up to 30 s for new events.</w:t>
       </w:r>
     </w:p>
     <w:p>
@@ -2447,7 +2435,7 @@
       </w:r>
       <w:r>
         <w:rPr/>
-        <w:t xml:space="preserve"> "The answer streamed token by token over SSE. Retrieval was filtered by tenant in the query, and the server stopped generating if the user closed the chat, which also saved cost."</w:t>
+        <w:t xml:space="preserve"> "Long polling is the universal fallback: slower than sockets, but it works everywhere."</w:t>
       </w:r>
     </w:p>
     <w:p>
@@ -2474,7 +2462,1960 @@
           <w:color w:val="1F3A5F"/>
           <w:sz w:val="24"/>
         </w:rPr>
-        <w:t>Q16. "Explain your self-hosted LiveKit design on AWS."</w:t>
+        <w:t>Q16. What is a heartbeat or ping/pong, and why is it needed?</w:t>
+      </w:r>
+      <w:r>
+        <w:rPr>
+          <w:color w:val="1F3A5F"/>
+          <w:sz w:val="24"/>
+        </w:rPr>
+      </w:r>
+    </w:p>
+    <w:p>
+      <w:r>
+        <w:rPr/>
+      </w:r>
+      <w:r>
+        <w:rPr>
+          <w:b/>
+        </w:rPr>
+        <w:t>Short answer:</w:t>
+      </w:r>
+      <w:r>
+        <w:rPr/>
+        <w:t xml:space="preserve"> Small periodic messages that keep connections alive through proxies and detect dead peers.</w:t>
+      </w:r>
+    </w:p>
+    <w:p>
+      <w:r>
+        <w:rPr/>
+      </w:r>
+      <w:r>
+        <w:rPr>
+          <w:b/>
+        </w:rPr>
+        <w:t>Explanation:</w:t>
+      </w:r>
+      <w:r>
+        <w:rPr/>
+        <w:t xml:space="preserve"> Many load balancers close idle connections after 60 seconds.</w:t>
+      </w:r>
+    </w:p>
+    <w:p>
+      <w:r>
+        <w:rPr/>
+      </w:r>
+      <w:r>
+        <w:rPr>
+          <w:b/>
+        </w:rPr>
+        <w:t>Example:</w:t>
+      </w:r>
+      <w:r>
+        <w:rPr/>
+        <w:t xml:space="preserve"> Server sends a ping every 25 s; no pong in 60 s → close the socket.</w:t>
+      </w:r>
+    </w:p>
+    <w:p>
+      <w:r>
+        <w:rPr/>
+      </w:r>
+      <w:r>
+        <w:rPr>
+          <w:b/>
+        </w:rPr>
+        <w:t>Say it like this:</w:t>
+      </w:r>
+      <w:r>
+        <w:rPr/>
+        <w:t xml:space="preserve"> "Heartbeats keep connections open through proxies and let us clean up clients that silently disappeared."</w:t>
+      </w:r>
+    </w:p>
+    <w:p>
+      <w:pPr>
+        <w:pBdr>
+          <w:bottom w:val="single" w:sz="6" w:space="1" w:color="BFC7D5"/>
+        </w:pBdr>
+      </w:pPr>
+    </w:p>
+    <w:p>
+      <w:pPr>
+        <w:keepNext/>
+        <w:spacing w:before="200"/>
+      </w:pPr>
+      <w:r>
+        <w:rPr>
+          <w:color w:val="1F3A5F"/>
+          <w:sz w:val="24"/>
+        </w:rPr>
+      </w:r>
+      <w:r>
+        <w:rPr>
+          <w:b/>
+          <w:color w:val="1F3A5F"/>
+          <w:sz w:val="24"/>
+        </w:rPr>
+        <w:t>Q17. What is presence, and how do you implement it?</w:t>
+      </w:r>
+      <w:r>
+        <w:rPr>
+          <w:color w:val="1F3A5F"/>
+          <w:sz w:val="24"/>
+        </w:rPr>
+      </w:r>
+    </w:p>
+    <w:p>
+      <w:r>
+        <w:rPr/>
+      </w:r>
+      <w:r>
+        <w:rPr>
+          <w:b/>
+        </w:rPr>
+        <w:t>Short answer:</w:t>
+      </w:r>
+      <w:r>
+        <w:rPr/>
+        <w:t xml:space="preserve"> Knowing who's online; store presence in Redis with a TTL refreshed by heartbeats, and publish join/leave events.</w:t>
+      </w:r>
+    </w:p>
+    <w:p>
+      <w:r>
+        <w:rPr/>
+      </w:r>
+      <w:r>
+        <w:rPr>
+          <w:b/>
+        </w:rPr>
+        <w:t>Explanation:</w:t>
+      </w:r>
+      <w:r>
+        <w:rPr/>
+        <w:t xml:space="preserve"> TTL handles crashed clients that never send "leave".</w:t>
+      </w:r>
+    </w:p>
+    <w:p>
+      <w:r>
+        <w:rPr/>
+      </w:r>
+      <w:r>
+        <w:rPr>
+          <w:b/>
+        </w:rPr>
+        <w:t>Example:</w:t>
+      </w:r>
+      <w:r>
+        <w:rPr/>
+        <w:t xml:space="preserve"> </w:t>
+      </w:r>
+      <w:r>
+        <w:rPr>
+          <w:rFonts w:ascii="Courier New" w:hAnsi="Courier New"/>
+          <w:color w:val="B42318"/>
+          <w:sz w:val="20"/>
+        </w:rPr>
+        <w:t>SET presence:tenant1:user42 1 EX 60</w:t>
+      </w:r>
+      <w:r>
+        <w:rPr/>
+        <w:t xml:space="preserve"> refreshed every 20 s.</w:t>
+      </w:r>
+    </w:p>
+    <w:p>
+      <w:r>
+        <w:rPr/>
+      </w:r>
+      <w:r>
+        <w:rPr>
+          <w:b/>
+        </w:rPr>
+        <w:t>Say it like this:</w:t>
+      </w:r>
+      <w:r>
+        <w:rPr/>
+        <w:t xml:space="preserve"> "Presence is a key with a TTL: if heartbeats stop, the user goes offline automatically."</w:t>
+      </w:r>
+    </w:p>
+    <w:p>
+      <w:pPr>
+        <w:pBdr>
+          <w:bottom w:val="single" w:sz="6" w:space="1" w:color="BFC7D5"/>
+        </w:pBdr>
+      </w:pPr>
+    </w:p>
+    <w:p>
+      <w:pPr>
+        <w:keepNext/>
+        <w:spacing w:before="200"/>
+      </w:pPr>
+      <w:r>
+        <w:rPr>
+          <w:color w:val="1F3A5F"/>
+          <w:sz w:val="24"/>
+        </w:rPr>
+      </w:r>
+      <w:r>
+        <w:rPr>
+          <w:b/>
+          <w:color w:val="1F3A5F"/>
+          <w:sz w:val="24"/>
+        </w:rPr>
+        <w:t>Q18. What is the difference between an SFU, MCU and mesh for video?</w:t>
+      </w:r>
+      <w:r>
+        <w:rPr>
+          <w:color w:val="1F3A5F"/>
+          <w:sz w:val="24"/>
+        </w:rPr>
+      </w:r>
+    </w:p>
+    <w:p>
+      <w:r>
+        <w:rPr/>
+      </w:r>
+      <w:r>
+        <w:rPr>
+          <w:b/>
+        </w:rPr>
+        <w:t>Short answer:</w:t>
+      </w:r>
+      <w:r>
+        <w:rPr/>
+        <w:t xml:space="preserve"> Mesh: everyone sends to everyone (fine for 2–3 people). SFU: server forwards streams without mixing (scales well). MCU: server mixes streams into one (heavy CPU, simple for clients).</w:t>
+      </w:r>
+    </w:p>
+    <w:p>
+      <w:r>
+        <w:rPr/>
+      </w:r>
+      <w:r>
+        <w:rPr>
+          <w:b/>
+        </w:rPr>
+        <w:t>Explanation:</w:t>
+      </w:r>
+      <w:r>
+        <w:rPr/>
+        <w:t xml:space="preserve"> SFUs are the modern default.</w:t>
+      </w:r>
+    </w:p>
+    <w:p>
+      <w:r>
+        <w:rPr/>
+      </w:r>
+      <w:r>
+        <w:rPr>
+          <w:b/>
+        </w:rPr>
+        <w:t>Example:</w:t>
+      </w:r>
+      <w:r>
+        <w:rPr/>
+        <w:t xml:space="preserve"> LiveKit is an SFU.</w:t>
+      </w:r>
+    </w:p>
+    <w:p>
+      <w:r>
+        <w:rPr/>
+      </w:r>
+      <w:r>
+        <w:rPr>
+          <w:b/>
+        </w:rPr>
+        <w:t>Say it like this:</w:t>
+      </w:r>
+      <w:r>
+        <w:rPr/>
+        <w:t xml:space="preserve"> "Mesh for tiny calls, MCU when clients are very weak, SFU for nearly everything else."</w:t>
+      </w:r>
+    </w:p>
+    <w:p>
+      <w:pPr>
+        <w:pBdr>
+          <w:bottom w:val="single" w:sz="6" w:space="1" w:color="BFC7D5"/>
+        </w:pBdr>
+      </w:pPr>
+    </w:p>
+    <w:p>
+      <w:pPr>
+        <w:keepNext/>
+        <w:spacing w:before="200"/>
+      </w:pPr>
+      <w:r>
+        <w:rPr>
+          <w:color w:val="1F3A5F"/>
+          <w:sz w:val="24"/>
+        </w:rPr>
+      </w:r>
+      <w:r>
+        <w:rPr>
+          <w:b/>
+          <w:color w:val="1F3A5F"/>
+          <w:sz w:val="24"/>
+        </w:rPr>
+        <w:t>Q19. What is simulcast?</w:t>
+      </w:r>
+      <w:r>
+        <w:rPr>
+          <w:color w:val="1F3A5F"/>
+          <w:sz w:val="24"/>
+        </w:rPr>
+      </w:r>
+    </w:p>
+    <w:p>
+      <w:r>
+        <w:rPr/>
+      </w:r>
+      <w:r>
+        <w:rPr>
+          <w:b/>
+        </w:rPr>
+        <w:t>Short answer:</w:t>
+      </w:r>
+      <w:r>
+        <w:rPr/>
+        <w:t xml:space="preserve"> The sender encodes several quality layers; the SFU forwards the layer that suits each receiver's bandwidth and display size.</w:t>
+      </w:r>
+    </w:p>
+    <w:p>
+      <w:r>
+        <w:rPr/>
+      </w:r>
+      <w:r>
+        <w:rPr>
+          <w:b/>
+        </w:rPr>
+        <w:t>Explanation:</w:t>
+      </w:r>
+      <w:r>
+        <w:rPr/>
+        <w:t xml:space="preserve"> Saves bandwidth and keeps weak connections stable.</w:t>
+      </w:r>
+    </w:p>
+    <w:p>
+      <w:r>
+        <w:rPr/>
+      </w:r>
+      <w:r>
+        <w:rPr>
+          <w:b/>
+        </w:rPr>
+        <w:t>Example:</w:t>
+      </w:r>
+      <w:r>
+        <w:rPr/>
+        <w:t xml:space="preserve"> A thumbnail tile receives the low layer; the speaker view receives the high layer.</w:t>
+      </w:r>
+    </w:p>
+    <w:p>
+      <w:r>
+        <w:rPr/>
+      </w:r>
+      <w:r>
+        <w:rPr>
+          <w:b/>
+        </w:rPr>
+        <w:t>Say it like this:</w:t>
+      </w:r>
+      <w:r>
+        <w:rPr/>
+        <w:t xml:space="preserve"> "Simulcast lets the server send each viewer only the quality they need."</w:t>
+      </w:r>
+    </w:p>
+    <w:p>
+      <w:pPr>
+        <w:pBdr>
+          <w:bottom w:val="single" w:sz="6" w:space="1" w:color="BFC7D5"/>
+        </w:pBdr>
+      </w:pPr>
+    </w:p>
+    <w:p>
+      <w:pPr>
+        <w:keepNext/>
+        <w:spacing w:before="200"/>
+      </w:pPr>
+      <w:r>
+        <w:rPr>
+          <w:color w:val="1F3A5F"/>
+          <w:sz w:val="24"/>
+        </w:rPr>
+      </w:r>
+      <w:r>
+        <w:rPr>
+          <w:b/>
+          <w:color w:val="1F3A5F"/>
+          <w:sz w:val="24"/>
+        </w:rPr>
+        <w:t>Q20. How are WebRTC access tokens issued in LiveKit?</w:t>
+      </w:r>
+      <w:r>
+        <w:rPr>
+          <w:color w:val="1F3A5F"/>
+          <w:sz w:val="24"/>
+        </w:rPr>
+      </w:r>
+    </w:p>
+    <w:p>
+      <w:r>
+        <w:rPr/>
+      </w:r>
+      <w:r>
+        <w:rPr>
+          <w:b/>
+        </w:rPr>
+        <w:t>Short answer:</w:t>
+      </w:r>
+      <w:r>
+        <w:rPr/>
+        <w:t xml:space="preserve"> Your backend creates a short-lived signed JWT with the room name, identity and grants (publish, subscribe, data), after checking the user's permissions.</w:t>
+      </w:r>
+    </w:p>
+    <w:p>
+      <w:r>
+        <w:rPr/>
+      </w:r>
+      <w:r>
+        <w:rPr>
+          <w:b/>
+        </w:rPr>
+        <w:t>Explanation:</w:t>
+      </w:r>
+      <w:r>
+        <w:rPr/>
+        <w:t xml:space="preserve"> Never generate tokens on the client; the API secret stays on the server.</w:t>
+      </w:r>
+    </w:p>
+    <w:p>
+      <w:r>
+        <w:rPr/>
+      </w:r>
+      <w:r>
+        <w:rPr>
+          <w:b/>
+        </w:rPr>
+        <w:t>Example:</w:t>
+      </w:r>
+      <w:r>
+        <w:rPr/>
+      </w:r>
+    </w:p>
+    <w:tbl>
+      <w:tblPr>
+        <w:tblW w:type="auto" w:w="0"/>
+        <w:jc w:val="center"/>
+        <w:tblCellMar>
+          <w:top w:w="141" w:type="dxa"/>
+          <w:left w:w="141" w:type="dxa"/>
+          <w:bottom w:w="141" w:type="dxa"/>
+          <w:right w:w="141" w:type="dxa"/>
+        </w:tblCellMar>
+        <w:tblLook w:firstColumn="1" w:firstRow="1" w:lastColumn="0" w:lastRow="0" w:noHBand="0" w:noVBand="1" w:val="04A0"/>
+      </w:tblPr>
+      <w:tblGrid>
+        <w:gridCol w:w="9972"/>
+      </w:tblGrid>
+      <w:tr>
+        <w:tc>
+          <w:tcPr>
+            <w:tcW w:type="dxa" w:w="9972"/>
+            <w:shd w:val="clear" w:color="auto" w:fill="F3F4F6"/>
+          </w:tcPr>
+          <w:p>
+            <w:pPr>
+              <w:spacing w:after="0" w:line="240" w:lineRule="auto"/>
+            </w:pPr>
+            <w:r>
+              <w:rPr>
+                <w:rFonts w:ascii="Arial" w:hAnsi="Arial"/>
+                <w:b/>
+                <w:color w:val="6B7280"/>
+                <w:sz w:val="16"/>
+              </w:rPr>
+              <w:t>TS</w:t>
+              <w:br/>
+            </w:r>
+            <w:r>
+              <w:rPr>
+                <w:rFonts w:ascii="Courier New" w:hAnsi="Courier New" w:eastAsia="Courier New"/>
+                <w:sz w:val="19"/>
+              </w:rPr>
+              <w:t>const at = new AccessToken(apiKey, apiSecret, { identity: user.id, ttl: '10m' });</w:t>
+              <w:br/>
+            </w:r>
+            <w:r>
+              <w:rPr>
+                <w:rFonts w:ascii="Courier New" w:hAnsi="Courier New" w:eastAsia="Courier New"/>
+                <w:sz w:val="19"/>
+              </w:rPr>
+              <w:t>at.addGrant({ room: sessionId, roomJoin: true, canPublish: user.role !== 'observer', canSubscribe: true });</w:t>
+              <w:br/>
+            </w:r>
+            <w:r>
+              <w:rPr>
+                <w:rFonts w:ascii="Courier New" w:hAnsi="Courier New" w:eastAsia="Courier New"/>
+                <w:sz w:val="19"/>
+              </w:rPr>
+              <w:t>return at.toJwt();</w:t>
+            </w:r>
+          </w:p>
+        </w:tc>
+      </w:tr>
+    </w:tbl>
+    <w:p>
+      <w:pPr>
+        <w:spacing w:after="40"/>
+      </w:pPr>
+    </w:p>
+    <w:p>
+      <w:r>
+        <w:rPr/>
+      </w:r>
+      <w:r>
+        <w:rPr>
+          <w:b/>
+        </w:rPr>
+        <w:t>Say it like this:</w:t>
+      </w:r>
+      <w:r>
+        <w:rPr/>
+        <w:t xml:space="preserve"> "The backend decides who joins and what they can do, and encodes it in a short-lived token signed with a secret only the server has."</w:t>
+      </w:r>
+    </w:p>
+    <w:p>
+      <w:pPr>
+        <w:pBdr>
+          <w:bottom w:val="single" w:sz="6" w:space="1" w:color="BFC7D5"/>
+        </w:pBdr>
+      </w:pPr>
+    </w:p>
+    <w:p>
+      <w:pPr>
+        <w:pStyle w:val="Heading2"/>
+        <w:pBdr>
+          <w:bottom w:val="single" w:sz="6" w:space="1" w:color="BFC7D5"/>
+        </w:pBdr>
+      </w:pPr>
+      <w:r>
+        <w:rPr/>
+        <w:t>🟡 More Intermediate</w:t>
+      </w:r>
+    </w:p>
+    <w:p>
+      <w:pPr>
+        <w:keepNext/>
+        <w:spacing w:before="200"/>
+      </w:pPr>
+      <w:r>
+        <w:rPr>
+          <w:color w:val="1F3A5F"/>
+          <w:sz w:val="24"/>
+        </w:rPr>
+      </w:r>
+      <w:r>
+        <w:rPr>
+          <w:b/>
+          <w:color w:val="1F3A5F"/>
+          <w:sz w:val="24"/>
+        </w:rPr>
+        <w:t>Q21. How do you deliver a message to a specific user across many servers?</w:t>
+      </w:r>
+      <w:r>
+        <w:rPr>
+          <w:color w:val="1F3A5F"/>
+          <w:sz w:val="24"/>
+        </w:rPr>
+      </w:r>
+    </w:p>
+    <w:p>
+      <w:r>
+        <w:rPr/>
+      </w:r>
+      <w:r>
+        <w:rPr>
+          <w:b/>
+        </w:rPr>
+        <w:t>Short answer:</w:t>
+      </w:r>
+      <w:r>
+        <w:rPr/>
+        <w:t xml:space="preserve"> Publish to a channel for that user or room in the backplane; the server holding that user's connection forwards it.</w:t>
+      </w:r>
+    </w:p>
+    <w:p>
+      <w:r>
+        <w:rPr/>
+      </w:r>
+      <w:r>
+        <w:rPr>
+          <w:b/>
+        </w:rPr>
+        <w:t>Explanation:</w:t>
+      </w:r>
+      <w:r>
+        <w:rPr/>
+        <w:t xml:space="preserve"> Optionally keep a connection registry (user → server) to target directly.</w:t>
+      </w:r>
+    </w:p>
+    <w:p>
+      <w:r>
+        <w:rPr/>
+      </w:r>
+      <w:r>
+        <w:rPr>
+          <w:b/>
+        </w:rPr>
+        <w:t>Example:</w:t>
+      </w:r>
+      <w:r>
+        <w:rPr/>
+        <w:t xml:space="preserve"> Publish to </w:t>
+      </w:r>
+      <w:r>
+        <w:rPr>
+          <w:rFonts w:ascii="Courier New" w:hAnsi="Courier New"/>
+          <w:color w:val="B42318"/>
+          <w:sz w:val="20"/>
+        </w:rPr>
+        <w:t>user:42</w:t>
+      </w:r>
+      <w:r>
+        <w:rPr/>
+        <w:t>; whichever gateway has user 42 subscribed delivers it.</w:t>
+      </w:r>
+    </w:p>
+    <w:p>
+      <w:r>
+        <w:rPr/>
+      </w:r>
+      <w:r>
+        <w:rPr>
+          <w:b/>
+        </w:rPr>
+        <w:t>Say it like this:</w:t>
+      </w:r>
+      <w:r>
+        <w:rPr/>
+        <w:t xml:space="preserve"> "Messages go to a user channel, and the server that holds the user's socket delivers them."</w:t>
+      </w:r>
+    </w:p>
+    <w:p>
+      <w:pPr>
+        <w:pBdr>
+          <w:bottom w:val="single" w:sz="6" w:space="1" w:color="BFC7D5"/>
+        </w:pBdr>
+      </w:pPr>
+    </w:p>
+    <w:p>
+      <w:pPr>
+        <w:keepNext/>
+        <w:spacing w:before="200"/>
+      </w:pPr>
+      <w:r>
+        <w:rPr>
+          <w:color w:val="1F3A5F"/>
+          <w:sz w:val="24"/>
+        </w:rPr>
+      </w:r>
+      <w:r>
+        <w:rPr>
+          <w:b/>
+          <w:color w:val="1F3A5F"/>
+          <w:sz w:val="24"/>
+        </w:rPr>
+        <w:t>Q22. How do you handle message ordering and delivery guarantees over WebSocket?</w:t>
+      </w:r>
+      <w:r>
+        <w:rPr>
+          <w:color w:val="1F3A5F"/>
+          <w:sz w:val="24"/>
+        </w:rPr>
+      </w:r>
+    </w:p>
+    <w:p>
+      <w:r>
+        <w:rPr/>
+      </w:r>
+      <w:r>
+        <w:rPr>
+          <w:b/>
+        </w:rPr>
+        <w:t>Short answer:</w:t>
+      </w:r>
+      <w:r>
+        <w:rPr/>
+        <w:t xml:space="preserve"> Add sequence numbers per channel, acknowledge messages, and let clients request missed ranges after reconnecting.</w:t>
+      </w:r>
+    </w:p>
+    <w:p>
+      <w:r>
+        <w:rPr/>
+      </w:r>
+      <w:r>
+        <w:rPr>
+          <w:b/>
+        </w:rPr>
+        <w:t>Explanation:</w:t>
+      </w:r>
+      <w:r>
+        <w:rPr/>
+        <w:t xml:space="preserve"> WebSocket over TCP preserves order per connection, but not across reconnects or servers.</w:t>
+      </w:r>
+    </w:p>
+    <w:p>
+      <w:r>
+        <w:rPr/>
+      </w:r>
+      <w:r>
+        <w:rPr>
+          <w:b/>
+        </w:rPr>
+        <w:t>Example:</w:t>
+      </w:r>
+      <w:r>
+        <w:rPr/>
+        <w:t xml:space="preserve"> Client reconnects with </w:t>
+      </w:r>
+      <w:r>
+        <w:rPr>
+          <w:rFonts w:ascii="Courier New" w:hAnsi="Courier New"/>
+          <w:color w:val="B42318"/>
+          <w:sz w:val="20"/>
+        </w:rPr>
+        <w:t>lastSeq=120</w:t>
+      </w:r>
+      <w:r>
+        <w:rPr/>
+        <w:t>; server replays 121 onward from storage.</w:t>
+      </w:r>
+    </w:p>
+    <w:p>
+      <w:r>
+        <w:rPr/>
+      </w:r>
+      <w:r>
+        <w:rPr>
+          <w:b/>
+        </w:rPr>
+        <w:t>Say it like this:</w:t>
+      </w:r>
+      <w:r>
+        <w:rPr/>
+        <w:t xml:space="preserve"> "Sequence numbers let clients detect gaps and ask for what they missed after reconnecting."</w:t>
+      </w:r>
+    </w:p>
+    <w:p>
+      <w:pPr>
+        <w:pBdr>
+          <w:bottom w:val="single" w:sz="6" w:space="1" w:color="BFC7D5"/>
+        </w:pBdr>
+      </w:pPr>
+    </w:p>
+    <w:p>
+      <w:pPr>
+        <w:keepNext/>
+        <w:spacing w:before="200"/>
+      </w:pPr>
+      <w:r>
+        <w:rPr>
+          <w:color w:val="1F3A5F"/>
+          <w:sz w:val="24"/>
+        </w:rPr>
+      </w:r>
+      <w:r>
+        <w:rPr>
+          <w:b/>
+          <w:color w:val="1F3A5F"/>
+          <w:sz w:val="24"/>
+        </w:rPr>
+        <w:t>Q23. How do you scale SSE?</w:t>
+      </w:r>
+      <w:r>
+        <w:rPr>
+          <w:color w:val="1F3A5F"/>
+          <w:sz w:val="24"/>
+        </w:rPr>
+      </w:r>
+    </w:p>
+    <w:p>
+      <w:r>
+        <w:rPr/>
+      </w:r>
+      <w:r>
+        <w:rPr>
+          <w:b/>
+        </w:rPr>
+        <w:t>Short answer:</w:t>
+      </w:r>
+      <w:r>
+        <w:rPr/>
+        <w:t xml:space="preserve"> Same as WebSockets: many instances, a pub/sub backplane, heartbeats, and HTTP/2 to avoid the browser's per-domain connection limit.</w:t>
+      </w:r>
+    </w:p>
+    <w:p>
+      <w:r>
+        <w:rPr/>
+      </w:r>
+      <w:r>
+        <w:rPr>
+          <w:b/>
+        </w:rPr>
+        <w:t>Explanation:</w:t>
+      </w:r>
+      <w:r>
+        <w:rPr/>
+        <w:t xml:space="preserve"> With HTTP/1.1, browsers allow about 6 connections per domain, which SSE tabs can exhaust.</w:t>
+      </w:r>
+    </w:p>
+    <w:p>
+      <w:r>
+        <w:rPr/>
+      </w:r>
+      <w:r>
+        <w:rPr>
+          <w:b/>
+        </w:rPr>
+        <w:t>Example:</w:t>
+      </w:r>
+      <w:r>
+        <w:rPr/>
+        <w:t xml:space="preserve"> Serve SSE over HTTP/2 through the load balancer.</w:t>
+      </w:r>
+    </w:p>
+    <w:p>
+      <w:r>
+        <w:rPr/>
+      </w:r>
+      <w:r>
+        <w:rPr>
+          <w:b/>
+        </w:rPr>
+        <w:t>Say it like this:</w:t>
+      </w:r>
+      <w:r>
+        <w:rPr/>
+        <w:t xml:space="preserve"> "SSE scales like sockets, and HTTP/2 avoids the browser connection limit when users open many tabs."</w:t>
+      </w:r>
+    </w:p>
+    <w:p>
+      <w:pPr>
+        <w:pBdr>
+          <w:bottom w:val="single" w:sz="6" w:space="1" w:color="BFC7D5"/>
+        </w:pBdr>
+      </w:pPr>
+    </w:p>
+    <w:p>
+      <w:pPr>
+        <w:keepNext/>
+        <w:spacing w:before="200"/>
+      </w:pPr>
+      <w:r>
+        <w:rPr>
+          <w:color w:val="1F3A5F"/>
+          <w:sz w:val="24"/>
+        </w:rPr>
+      </w:r>
+      <w:r>
+        <w:rPr>
+          <w:b/>
+          <w:color w:val="1F3A5F"/>
+          <w:sz w:val="24"/>
+        </w:rPr>
+        <w:t>Q24. How do you record calls in an SFU setup?</w:t>
+      </w:r>
+      <w:r>
+        <w:rPr>
+          <w:color w:val="1F3A5F"/>
+          <w:sz w:val="24"/>
+        </w:rPr>
+      </w:r>
+    </w:p>
+    <w:p>
+      <w:r>
+        <w:rPr/>
+      </w:r>
+      <w:r>
+        <w:rPr>
+          <w:b/>
+        </w:rPr>
+        <w:t>Short answer:</w:t>
+      </w:r>
+      <w:r>
+        <w:rPr/>
+        <w:t xml:space="preserve"> Use the SFU's recording service (LiveKit Egress) to compose or record tracks to files and upload them to S3.</w:t>
+      </w:r>
+    </w:p>
+    <w:p>
+      <w:r>
+        <w:rPr/>
+      </w:r>
+      <w:r>
+        <w:rPr>
+          <w:b/>
+        </w:rPr>
+        <w:t>Explanation:</w:t>
+      </w:r>
+      <w:r>
+        <w:rPr/>
+        <w:t xml:space="preserve"> Recording needs consent and secure storage, especially for healthcare.</w:t>
+      </w:r>
+    </w:p>
+    <w:p>
+      <w:r>
+        <w:rPr/>
+      </w:r>
+      <w:r>
+        <w:rPr>
+          <w:b/>
+        </w:rPr>
+        <w:t>Example:</w:t>
+      </w:r>
+      <w:r>
+        <w:rPr/>
+        <w:t xml:space="preserve"> Start a room composite egress when the session starts; save MP4 to an encrypted bucket.</w:t>
+      </w:r>
+    </w:p>
+    <w:p>
+      <w:r>
+        <w:rPr/>
+      </w:r>
+      <w:r>
+        <w:rPr>
+          <w:b/>
+        </w:rPr>
+        <w:t>Say it like this:</w:t>
+      </w:r>
+      <w:r>
+        <w:rPr/>
+        <w:t xml:space="preserve"> "Recording runs as a separate egress service writing to encrypted storage, with consent tracked per session."</w:t>
+      </w:r>
+    </w:p>
+    <w:p>
+      <w:pPr>
+        <w:pBdr>
+          <w:bottom w:val="single" w:sz="6" w:space="1" w:color="BFC7D5"/>
+        </w:pBdr>
+      </w:pPr>
+    </w:p>
+    <w:p>
+      <w:pPr>
+        <w:keepNext/>
+        <w:spacing w:before="200"/>
+      </w:pPr>
+      <w:r>
+        <w:rPr>
+          <w:color w:val="1F3A5F"/>
+          <w:sz w:val="24"/>
+        </w:rPr>
+      </w:r>
+      <w:r>
+        <w:rPr>
+          <w:b/>
+          <w:color w:val="1F3A5F"/>
+          <w:sz w:val="24"/>
+        </w:rPr>
+        <w:t>Q25. What is TURN, and how do you deploy it?</w:t>
+      </w:r>
+      <w:r>
+        <w:rPr>
+          <w:color w:val="1F3A5F"/>
+          <w:sz w:val="24"/>
+        </w:rPr>
+      </w:r>
+    </w:p>
+    <w:p>
+      <w:r>
+        <w:rPr/>
+      </w:r>
+      <w:r>
+        <w:rPr>
+          <w:b/>
+        </w:rPr>
+        <w:t>Short answer:</w:t>
+      </w:r>
+      <w:r>
+        <w:rPr/>
+        <w:t xml:space="preserve"> A relay server for media when direct connections fail; deploy with TLS on 443 and UDP, short-lived credentials, and in each region.</w:t>
+      </w:r>
+    </w:p>
+    <w:p>
+      <w:r>
+        <w:rPr/>
+      </w:r>
+      <w:r>
+        <w:rPr>
+          <w:b/>
+        </w:rPr>
+        <w:t>Explanation:</w:t>
+      </w:r>
+      <w:r>
+        <w:rPr/>
+        <w:t xml:space="preserve"> TURN carries all media for relayed users, so bandwidth costs matter.</w:t>
+      </w:r>
+    </w:p>
+    <w:p>
+      <w:r>
+        <w:rPr/>
+      </w:r>
+      <w:r>
+        <w:rPr>
+          <w:b/>
+        </w:rPr>
+        <w:t>Example:</w:t>
+      </w:r>
+      <w:r>
+        <w:rPr/>
+        <w:t xml:space="preserve"> coturn or LiveKit's built-in TURN with credentials issued per session.</w:t>
+      </w:r>
+    </w:p>
+    <w:p>
+      <w:r>
+        <w:rPr/>
+      </w:r>
+      <w:r>
+        <w:rPr>
+          <w:b/>
+        </w:rPr>
+        <w:t>Say it like this:</w:t>
+      </w:r>
+      <w:r>
+        <w:rPr/>
+        <w:t xml:space="preserve"> "TURN is the safety net for blocked networks; it must run on 443 and be sized for its bandwidth."</w:t>
+      </w:r>
+    </w:p>
+    <w:p>
+      <w:pPr>
+        <w:pBdr>
+          <w:bottom w:val="single" w:sz="6" w:space="1" w:color="BFC7D5"/>
+        </w:pBdr>
+      </w:pPr>
+    </w:p>
+    <w:p>
+      <w:pPr>
+        <w:keepNext/>
+        <w:spacing w:before="200"/>
+      </w:pPr>
+      <w:r>
+        <w:rPr>
+          <w:color w:val="1F3A5F"/>
+          <w:sz w:val="24"/>
+        </w:rPr>
+      </w:r>
+      <w:r>
+        <w:rPr>
+          <w:b/>
+          <w:color w:val="1F3A5F"/>
+          <w:sz w:val="24"/>
+        </w:rPr>
+        <w:t>Q26. How do you handle multi-region real-time?</w:t>
+      </w:r>
+      <w:r>
+        <w:rPr>
+          <w:color w:val="1F3A5F"/>
+          <w:sz w:val="24"/>
+        </w:rPr>
+      </w:r>
+    </w:p>
+    <w:p>
+      <w:r>
+        <w:rPr/>
+      </w:r>
+      <w:r>
+        <w:rPr>
+          <w:b/>
+        </w:rPr>
+        <w:t>Short answer:</w:t>
+      </w:r>
+      <w:r>
+        <w:rPr/>
+        <w:t xml:space="preserve"> Route users to the nearest region, keep rooms in one region (or cascade SFUs across regions), and use a global routing layer.</w:t>
+      </w:r>
+    </w:p>
+    <w:p>
+      <w:r>
+        <w:rPr/>
+      </w:r>
+      <w:r>
+        <w:rPr>
+          <w:b/>
+        </w:rPr>
+        <w:t>Explanation:</w:t>
+      </w:r>
+      <w:r>
+        <w:rPr/>
+        <w:t xml:space="preserve"> Cross-region latency (100 ms+) hurts calls.</w:t>
+      </w:r>
+    </w:p>
+    <w:p>
+      <w:r>
+        <w:rPr/>
+      </w:r>
+      <w:r>
+        <w:rPr>
+          <w:b/>
+        </w:rPr>
+        <w:t>Example:</w:t>
+      </w:r>
+      <w:r>
+        <w:rPr/>
+        <w:t xml:space="preserve"> Indian users connect to Mumbai nodes; a cross-region call is relayed between regions.</w:t>
+      </w:r>
+    </w:p>
+    <w:p>
+      <w:r>
+        <w:rPr/>
+      </w:r>
+      <w:r>
+        <w:rPr>
+          <w:b/>
+        </w:rPr>
+        <w:t>Say it like this:</w:t>
+      </w:r>
+      <w:r>
+        <w:rPr/>
+        <w:t xml:space="preserve"> "Users connect to the closest region; rooms span regions only when participants are far apart."</w:t>
+      </w:r>
+    </w:p>
+    <w:p>
+      <w:pPr>
+        <w:pBdr>
+          <w:bottom w:val="single" w:sz="6" w:space="1" w:color="BFC7D5"/>
+        </w:pBdr>
+      </w:pPr>
+    </w:p>
+    <w:p>
+      <w:pPr>
+        <w:keepNext/>
+        <w:spacing w:before="200"/>
+      </w:pPr>
+      <w:r>
+        <w:rPr>
+          <w:color w:val="1F3A5F"/>
+          <w:sz w:val="24"/>
+        </w:rPr>
+      </w:r>
+      <w:r>
+        <w:rPr>
+          <w:b/>
+          <w:color w:val="1F3A5F"/>
+          <w:sz w:val="24"/>
+        </w:rPr>
+        <w:t>Q27. How do you test real-time systems?</w:t>
+      </w:r>
+      <w:r>
+        <w:rPr>
+          <w:color w:val="1F3A5F"/>
+          <w:sz w:val="24"/>
+        </w:rPr>
+      </w:r>
+    </w:p>
+    <w:p>
+      <w:r>
+        <w:rPr/>
+      </w:r>
+      <w:r>
+        <w:rPr>
+          <w:b/>
+        </w:rPr>
+        <w:t>Short answer:</w:t>
+      </w:r>
+      <w:r>
+        <w:rPr/>
+        <w:t xml:space="preserve"> Unit tests for state logic, integration tests with real sockets, load tests that simulate thousands of connections, and network chaos (packet loss, latency).</w:t>
+      </w:r>
+    </w:p>
+    <w:p>
+      <w:r>
+        <w:rPr/>
+      </w:r>
+      <w:r>
+        <w:rPr>
+          <w:b/>
+        </w:rPr>
+        <w:t>Explanation:</w:t>
+      </w:r>
+      <w:r>
+        <w:rPr/>
+        <w:t xml:space="preserve"> LiveKit has a load-testing CLI; k6 supports WebSockets.</w:t>
+      </w:r>
+    </w:p>
+    <w:p>
+      <w:r>
+        <w:rPr/>
+      </w:r>
+      <w:r>
+        <w:rPr>
+          <w:b/>
+        </w:rPr>
+        <w:t>Example:</w:t>
+      </w:r>
+      <w:r>
+        <w:rPr/>
+        <w:t xml:space="preserve"> </w:t>
+      </w:r>
+      <w:r>
+        <w:rPr>
+          <w:rFonts w:ascii="Courier New" w:hAnsi="Courier New"/>
+          <w:color w:val="B42318"/>
+          <w:sz w:val="20"/>
+        </w:rPr>
+        <w:t>lk load-test --rooms 20 --publishers 3 --duration 5m</w:t>
+      </w:r>
+      <w:r>
+        <w:rPr/>
+        <w:t>.</w:t>
+      </w:r>
+    </w:p>
+    <w:p>
+      <w:r>
+        <w:rPr/>
+      </w:r>
+      <w:r>
+        <w:rPr>
+          <w:b/>
+        </w:rPr>
+        <w:t>Say it like this:</w:t>
+      </w:r>
+      <w:r>
+        <w:rPr/>
+        <w:t xml:space="preserve"> "Real-time needs load and network-condition testing, not just functional tests."</w:t>
+      </w:r>
+    </w:p>
+    <w:p>
+      <w:pPr>
+        <w:pBdr>
+          <w:bottom w:val="single" w:sz="6" w:space="1" w:color="BFC7D5"/>
+        </w:pBdr>
+      </w:pPr>
+    </w:p>
+    <w:p>
+      <w:pPr>
+        <w:pStyle w:val="Heading2"/>
+        <w:pBdr>
+          <w:bottom w:val="single" w:sz="6" w:space="1" w:color="BFC7D5"/>
+        </w:pBdr>
+      </w:pPr>
+      <w:r>
+        <w:rPr/>
+        <w:t>🔴 More Advanced</w:t>
+      </w:r>
+    </w:p>
+    <w:p>
+      <w:pPr>
+        <w:keepNext/>
+        <w:spacing w:before="200"/>
+      </w:pPr>
+      <w:r>
+        <w:rPr>
+          <w:color w:val="1F3A5F"/>
+          <w:sz w:val="24"/>
+        </w:rPr>
+      </w:r>
+      <w:r>
+        <w:rPr>
+          <w:b/>
+          <w:color w:val="1F3A5F"/>
+          <w:sz w:val="24"/>
+        </w:rPr>
+        <w:t>Q28. How do you design a collaborative editing backend?</w:t>
+      </w:r>
+      <w:r>
+        <w:rPr>
+          <w:color w:val="1F3A5F"/>
+          <w:sz w:val="24"/>
+        </w:rPr>
+      </w:r>
+    </w:p>
+    <w:p>
+      <w:r>
+        <w:rPr/>
+      </w:r>
+      <w:r>
+        <w:rPr>
+          <w:b/>
+        </w:rPr>
+        <w:t>Short answer:</w:t>
+      </w:r>
+      <w:r>
+        <w:rPr/>
+        <w:t xml:space="preserve"> Use CRDTs (Yjs, Automerge) or operational transforms; a sync server relays updates, persists document state, and handles awareness (cursors).</w:t>
+      </w:r>
+    </w:p>
+    <w:p>
+      <w:r>
+        <w:rPr/>
+      </w:r>
+      <w:r>
+        <w:rPr>
+          <w:b/>
+        </w:rPr>
+        <w:t>Explanation:</w:t>
+      </w:r>
+      <w:r>
+        <w:rPr/>
+        <w:t xml:space="preserve"> CRDTs merge concurrent edits without a central lock.</w:t>
+      </w:r>
+    </w:p>
+    <w:p>
+      <w:r>
+        <w:rPr/>
+      </w:r>
+      <w:r>
+        <w:rPr>
+          <w:b/>
+        </w:rPr>
+        <w:t>Example:</w:t>
+      </w:r>
+      <w:r>
+        <w:rPr/>
+        <w:t xml:space="preserve"> y-websocket server with document snapshots saved to Postgres every 30 seconds.</w:t>
+      </w:r>
+    </w:p>
+    <w:p>
+      <w:r>
+        <w:rPr/>
+      </w:r>
+      <w:r>
+        <w:rPr>
+          <w:b/>
+        </w:rPr>
+        <w:t>Say it like this:</w:t>
+      </w:r>
+      <w:r>
+        <w:rPr/>
+        <w:t xml:space="preserve"> "CRDTs let edits merge in any order, and the server mainly relays and persists, which keeps it simple to scale."</w:t>
+      </w:r>
+    </w:p>
+    <w:p>
+      <w:pPr>
+        <w:pBdr>
+          <w:bottom w:val="single" w:sz="6" w:space="1" w:color="BFC7D5"/>
+        </w:pBdr>
+      </w:pPr>
+    </w:p>
+    <w:p>
+      <w:pPr>
+        <w:keepNext/>
+        <w:spacing w:before="200"/>
+      </w:pPr>
+      <w:r>
+        <w:rPr>
+          <w:color w:val="1F3A5F"/>
+          <w:sz w:val="24"/>
+        </w:rPr>
+      </w:r>
+      <w:r>
+        <w:rPr>
+          <w:b/>
+          <w:color w:val="1F3A5F"/>
+          <w:sz w:val="24"/>
+        </w:rPr>
+        <w:t>Q29. How do you protect real-time systems from abuse?</w:t>
+      </w:r>
+      <w:r>
+        <w:rPr>
+          <w:color w:val="1F3A5F"/>
+          <w:sz w:val="24"/>
+        </w:rPr>
+      </w:r>
+    </w:p>
+    <w:p>
+      <w:r>
+        <w:rPr/>
+      </w:r>
+      <w:r>
+        <w:rPr>
+          <w:b/>
+        </w:rPr>
+        <w:t>Short answer:</w:t>
+      </w:r>
+      <w:r>
+        <w:rPr/>
+        <w:t xml:space="preserve"> Authenticate connections, authorise subscriptions, limit connection count, message rate and size per user, and drop slow consumers.</w:t>
+      </w:r>
+    </w:p>
+    <w:p>
+      <w:r>
+        <w:rPr/>
+      </w:r>
+      <w:r>
+        <w:rPr>
+          <w:b/>
+        </w:rPr>
+        <w:t>Explanation:</w:t>
+      </w:r>
+      <w:r>
+        <w:rPr/>
+        <w:t xml:space="preserve"> Also validate every incoming message against a schema.</w:t>
+      </w:r>
+    </w:p>
+    <w:p>
+      <w:r>
+        <w:rPr/>
+      </w:r>
+      <w:r>
+        <w:rPr>
+          <w:b/>
+        </w:rPr>
+        <w:t>Example:</w:t>
+      </w:r>
+      <w:r>
+        <w:rPr/>
+        <w:t xml:space="preserve"> Max 10 messages per second per socket; larger bursts close the connection.</w:t>
+      </w:r>
+    </w:p>
+    <w:p>
+      <w:r>
+        <w:rPr/>
+      </w:r>
+      <w:r>
+        <w:rPr>
+          <w:b/>
+        </w:rPr>
+        <w:t>Say it like this:</w:t>
+      </w:r>
+      <w:r>
+        <w:rPr/>
+        <w:t xml:space="preserve"> "Every socket has limits and every message is validated, because one bad client shouldn't affect everyone."</w:t>
+      </w:r>
+    </w:p>
+    <w:p>
+      <w:pPr>
+        <w:pBdr>
+          <w:bottom w:val="single" w:sz="6" w:space="1" w:color="BFC7D5"/>
+        </w:pBdr>
+      </w:pPr>
+    </w:p>
+    <w:p>
+      <w:pPr>
+        <w:keepNext/>
+        <w:spacing w:before="200"/>
+      </w:pPr>
+      <w:r>
+        <w:rPr>
+          <w:color w:val="1F3A5F"/>
+          <w:sz w:val="24"/>
+        </w:rPr>
+      </w:r>
+      <w:r>
+        <w:rPr>
+          <w:b/>
+          <w:color w:val="1F3A5F"/>
+          <w:sz w:val="24"/>
+        </w:rPr>
+        <w:t>Q30. How do you estimate capacity for an SFU?</w:t>
+      </w:r>
+      <w:r>
+        <w:rPr>
+          <w:color w:val="1F3A5F"/>
+          <w:sz w:val="24"/>
+        </w:rPr>
+      </w:r>
+    </w:p>
+    <w:p>
+      <w:r>
+        <w:rPr/>
+      </w:r>
+      <w:r>
+        <w:rPr>
+          <w:b/>
+        </w:rPr>
+        <w:t>Short answer:</w:t>
+      </w:r>
+      <w:r>
+        <w:rPr/>
+        <w:t xml:space="preserve"> Measure CPU and bandwidth per forwarded stream in load tests, then multiply by expected rooms, participants and quality layers, with headroom.</w:t>
+      </w:r>
+    </w:p>
+    <w:p>
+      <w:r>
+        <w:rPr/>
+      </w:r>
+      <w:r>
+        <w:rPr>
+          <w:b/>
+        </w:rPr>
+        <w:t>Explanation:</w:t>
+      </w:r>
+      <w:r>
+        <w:rPr/>
+        <w:t xml:space="preserve"> Bandwidth is usually the limit before CPU.</w:t>
+      </w:r>
+    </w:p>
+    <w:p>
+      <w:r>
+        <w:rPr/>
+      </w:r>
+      <w:r>
+        <w:rPr>
+          <w:b/>
+        </w:rPr>
+        <w:t>Example:</w:t>
+      </w:r>
+      <w:r>
+        <w:rPr/>
+        <w:t xml:space="preserve"> A 3-person call at 720p might use ~6 Mbps per room on the server; a node with 1 Gbps supports far fewer rooms than its CPU suggests.</w:t>
+      </w:r>
+    </w:p>
+    <w:p>
+      <w:r>
+        <w:rPr/>
+      </w:r>
+      <w:r>
+        <w:rPr>
+          <w:b/>
+        </w:rPr>
+        <w:t>Say it like this:</w:t>
+      </w:r>
+      <w:r>
+        <w:rPr/>
+        <w:t xml:space="preserve"> "Capacity comes from load tests per stream, and for video it's usually bandwidth, not CPU, that runs out first."</w:t>
+      </w:r>
+    </w:p>
+    <w:p>
+      <w:pPr>
+        <w:pBdr>
+          <w:bottom w:val="single" w:sz="6" w:space="1" w:color="BFC7D5"/>
+        </w:pBdr>
+      </w:pPr>
+    </w:p>
+    <w:p>
+      <w:pPr>
+        <w:pStyle w:val="Heading2"/>
+        <w:pBdr>
+          <w:bottom w:val="single" w:sz="6" w:space="1" w:color="BFC7D5"/>
+        </w:pBdr>
+      </w:pPr>
+      <w:r>
+        <w:rPr/>
+        <w:t>🧩 More Scenarios</w:t>
+      </w:r>
+    </w:p>
+    <w:p>
+      <w:pPr>
+        <w:keepNext/>
+        <w:spacing w:before="200"/>
+      </w:pPr>
+      <w:r>
+        <w:rPr>
+          <w:color w:val="1F3A5F"/>
+          <w:sz w:val="24"/>
+        </w:rPr>
+      </w:r>
+      <w:r>
+        <w:rPr>
+          <w:b/>
+          <w:color w:val="1F3A5F"/>
+          <w:sz w:val="24"/>
+        </w:rPr>
+        <w:t>Q31. Users report messages arriving twice after reconnects. Why?</w:t>
+      </w:r>
+      <w:r>
+        <w:rPr>
+          <w:color w:val="1F3A5F"/>
+          <w:sz w:val="24"/>
+        </w:rPr>
+      </w:r>
+    </w:p>
+    <w:p>
+      <w:r>
+        <w:rPr/>
+      </w:r>
+      <w:r>
+        <w:rPr>
+          <w:b/>
+        </w:rPr>
+        <w:t>Short answer:</w:t>
+      </w:r>
+      <w:r>
+        <w:rPr/>
+        <w:t xml:space="preserve"> The client re-subscribed and the server replayed messages the client had already processed, without dedupe.</w:t>
+      </w:r>
+    </w:p>
+    <w:p>
+      <w:r>
+        <w:rPr/>
+      </w:r>
+      <w:r>
+        <w:rPr>
+          <w:b/>
+        </w:rPr>
+        <w:t>Explanation:</w:t>
+      </w:r>
+      <w:r>
+        <w:rPr/>
+        <w:t xml:space="preserve"> Use message IDs or sequence numbers and ignore duplicates on the client.</w:t>
+      </w:r>
+    </w:p>
+    <w:p>
+      <w:r>
+        <w:rPr/>
+      </w:r>
+      <w:r>
+        <w:rPr>
+          <w:b/>
+        </w:rPr>
+        <w:t>Example:</w:t>
+      </w:r>
+      <w:r>
+        <w:rPr/>
+        <w:t xml:space="preserve"> Client tracks the last processed sequence per channel.</w:t>
+      </w:r>
+    </w:p>
+    <w:p>
+      <w:r>
+        <w:rPr/>
+      </w:r>
+      <w:r>
+        <w:rPr>
+          <w:b/>
+        </w:rPr>
+        <w:t>Say it like this:</w:t>
+      </w:r>
+      <w:r>
+        <w:rPr/>
+        <w:t xml:space="preserve"> "Replays after reconnect are expected, so clients dedupe by message ID."</w:t>
+      </w:r>
+    </w:p>
+    <w:p>
+      <w:pPr>
+        <w:pBdr>
+          <w:bottom w:val="single" w:sz="6" w:space="1" w:color="BFC7D5"/>
+        </w:pBdr>
+      </w:pPr>
+    </w:p>
+    <w:p>
+      <w:pPr>
+        <w:keepNext/>
+        <w:spacing w:before="200"/>
+      </w:pPr>
+      <w:r>
+        <w:rPr>
+          <w:color w:val="1F3A5F"/>
+          <w:sz w:val="24"/>
+        </w:rPr>
+      </w:r>
+      <w:r>
+        <w:rPr>
+          <w:b/>
+          <w:color w:val="1F3A5F"/>
+          <w:sz w:val="24"/>
+        </w:rPr>
+        <w:t>Q32. Calls drop exactly every 60 seconds for some users. What's happening?</w:t>
+      </w:r>
+      <w:r>
+        <w:rPr>
+          <w:color w:val="1F3A5F"/>
+          <w:sz w:val="24"/>
+        </w:rPr>
+      </w:r>
+    </w:p>
+    <w:p>
+      <w:r>
+        <w:rPr/>
+      </w:r>
+      <w:r>
+        <w:rPr>
+          <w:b/>
+        </w:rPr>
+        <w:t>Short answer:</w:t>
+      </w:r>
+      <w:r>
+        <w:rPr/>
+        <w:t xml:space="preserve"> A proxy or load balancer idle timeout is closing the signalling connection because no heartbeat is sent within 60 seconds.</w:t>
+      </w:r>
+    </w:p>
+    <w:p>
+      <w:r>
+        <w:rPr/>
+      </w:r>
+      <w:r>
+        <w:rPr>
+          <w:b/>
+        </w:rPr>
+        <w:t>Explanation:</w:t>
+      </w:r>
+      <w:r>
+        <w:rPr/>
+        <w:t xml:space="preserve"> Raise the idle timeout or send heartbeats more often.</w:t>
+      </w:r>
+    </w:p>
+    <w:p>
+      <w:r>
+        <w:rPr/>
+      </w:r>
+      <w:r>
+        <w:rPr>
+          <w:b/>
+        </w:rPr>
+        <w:t>Example:</w:t>
+      </w:r>
+      <w:r>
+        <w:rPr/>
+        <w:t xml:space="preserve"> ALB idle timeout 60 s; heartbeats every 25 s fixed it.</w:t>
+      </w:r>
+    </w:p>
+    <w:p>
+      <w:r>
+        <w:rPr/>
+      </w:r>
+      <w:r>
+        <w:rPr>
+          <w:b/>
+        </w:rPr>
+        <w:t>Say it like this:</w:t>
+      </w:r>
+      <w:r>
+        <w:rPr/>
+        <w:t xml:space="preserve"> "A drop on a regular interval is almost always an idle timeout somewhere in the path."</w:t>
+      </w:r>
+    </w:p>
+    <w:p>
+      <w:pPr>
+        <w:pBdr>
+          <w:bottom w:val="single" w:sz="6" w:space="1" w:color="BFC7D5"/>
+        </w:pBdr>
+      </w:pPr>
+    </w:p>
+    <w:p>
+      <w:pPr>
+        <w:keepNext/>
+        <w:spacing w:before="200"/>
+      </w:pPr>
+      <w:r>
+        <w:rPr>
+          <w:color w:val="1F3A5F"/>
+          <w:sz w:val="24"/>
+        </w:rPr>
+      </w:r>
+      <w:r>
+        <w:rPr>
+          <w:b/>
+          <w:color w:val="1F3A5F"/>
+          <w:sz w:val="24"/>
+        </w:rPr>
+        <w:t>Q33. One LiveKit node is overloaded while others are idle. How do you fix it?</w:t>
+      </w:r>
+      <w:r>
+        <w:rPr>
+          <w:color w:val="1F3A5F"/>
+          <w:sz w:val="24"/>
+        </w:rPr>
+      </w:r>
+    </w:p>
+    <w:p>
+      <w:r>
+        <w:rPr/>
+      </w:r>
+      <w:r>
+        <w:rPr>
+          <w:b/>
+        </w:rPr>
+        <w:t>Short answer:</w:t>
+      </w:r>
+      <w:r>
+        <w:rPr/>
+        <w:t xml:space="preserve"> Check room placement (load-based selection in the config), whether large rooms are concentrated on it, and whether autoscaling and draining are working.</w:t>
+      </w:r>
+    </w:p>
+    <w:p>
+      <w:r>
+        <w:rPr/>
+      </w:r>
+      <w:r>
+        <w:rPr>
+          <w:b/>
+        </w:rPr>
+        <w:t>Explanation:</w:t>
+      </w:r>
+      <w:r>
+        <w:rPr/>
+        <w:t xml:space="preserve"> Rooms stay on their node, so placement decisions matter.</w:t>
+      </w:r>
+    </w:p>
+    <w:p>
+      <w:r>
+        <w:rPr/>
+      </w:r>
+      <w:r>
+        <w:rPr>
+          <w:b/>
+        </w:rPr>
+        <w:t>Example:</w:t>
+      </w:r>
+      <w:r>
+        <w:rPr/>
+        <w:t xml:space="preserve"> Placement was "random"; switching to CPU-load-based selection balanced new rooms.</w:t>
+      </w:r>
+    </w:p>
+    <w:p>
+      <w:r>
+        <w:rPr/>
+      </w:r>
+      <w:r>
+        <w:rPr>
+          <w:b/>
+        </w:rPr>
+        <w:t>Say it like this:</w:t>
+      </w:r>
+      <w:r>
+        <w:rPr/>
+        <w:t xml:space="preserve"> "Rooms are sticky, so placement must be load-aware; otherwise one node gets the busy rooms."</w:t>
+      </w:r>
+    </w:p>
+    <w:p>
+      <w:pPr>
+        <w:pBdr>
+          <w:bottom w:val="single" w:sz="6" w:space="1" w:color="BFC7D5"/>
+        </w:pBdr>
+      </w:pPr>
+    </w:p>
+    <w:p>
+      <w:pPr>
+        <w:pStyle w:val="Heading2"/>
+        <w:pBdr>
+          <w:bottom w:val="single" w:sz="6" w:space="1" w:color="BFC7D5"/>
+        </w:pBdr>
+      </w:pPr>
+      <w:r>
+        <w:rPr/>
+        <w:t>🎯 From Your Resume</w:t>
+      </w:r>
+    </w:p>
+    <w:p>
+      <w:pPr>
+        <w:keepNext/>
+        <w:spacing w:before="200"/>
+      </w:pPr>
+      <w:r>
+        <w:rPr>
+          <w:color w:val="1F3A5F"/>
+          <w:sz w:val="24"/>
+        </w:rPr>
+      </w:r>
+      <w:r>
+        <w:rPr>
+          <w:b/>
+          <w:color w:val="1F3A5F"/>
+          <w:sz w:val="24"/>
+        </w:rPr>
+        <w:t>Q34. "How did your SSE compliance chat work on the backend?"</w:t>
+      </w:r>
+      <w:r>
+        <w:rPr>
+          <w:color w:val="1F3A5F"/>
+          <w:sz w:val="24"/>
+        </w:rPr>
+      </w:r>
+    </w:p>
+    <w:p>
+      <w:r>
+        <w:rPr/>
+      </w:r>
+      <w:r>
+        <w:rPr>
+          <w:b/>
+        </w:rPr>
+        <w:t>Short answer:</w:t>
+      </w:r>
+      <w:r>
+        <w:rPr/>
+        <w:t xml:space="preserve"> The backend authenticated the user, retrieved tenant- and role-filtered call data in the query, built the prompt, and streamed LLM tokens as SSE events, stopping when the client disconnected.</w:t>
+      </w:r>
+    </w:p>
+    <w:p>
+      <w:r>
+        <w:rPr/>
+      </w:r>
+      <w:r>
+        <w:rPr>
+          <w:b/>
+        </w:rPr>
+        <w:t>Explanation:</w:t>
+      </w:r>
+      <w:r>
+        <w:rPr/>
+        <w:t xml:space="preserve"> Mention heartbeats, timeouts, logging without PHI, and why SSE over WebSocket.</w:t>
+      </w:r>
+    </w:p>
+    <w:p>
+      <w:r>
+        <w:rPr/>
+      </w:r>
+      <w:r>
+        <w:rPr>
+          <w:b/>
+        </w:rPr>
+        <w:t>Example:</w:t>
+      </w:r>
+      <w:r>
+        <w:rPr/>
+        <w:t xml:space="preserve"> </w:t>
+      </w:r>
+      <w:r>
+        <w:rPr>
+          <w:rFonts w:ascii="Courier New" w:hAnsi="Courier New"/>
+          <w:color w:val="B42318"/>
+          <w:sz w:val="20"/>
+        </w:rPr>
+        <w:t>event: token</w:t>
+      </w:r>
+      <w:r>
+        <w:rPr/>
+        <w:t xml:space="preserve"> frames, a final </w:t>
+      </w:r>
+      <w:r>
+        <w:rPr>
+          <w:rFonts w:ascii="Courier New" w:hAnsi="Courier New"/>
+          <w:color w:val="B42318"/>
+          <w:sz w:val="20"/>
+        </w:rPr>
+        <w:t>event: done</w:t>
+      </w:r>
+      <w:r>
+        <w:rPr/>
+        <w:t xml:space="preserve"> with citations.</w:t>
+      </w:r>
+    </w:p>
+    <w:p>
+      <w:r>
+        <w:rPr/>
+      </w:r>
+      <w:r>
+        <w:rPr>
+          <w:b/>
+        </w:rPr>
+        <w:t>Say it like this:</w:t>
+      </w:r>
+      <w:r>
+        <w:rPr/>
+        <w:t xml:space="preserve"> "The answer streamed token by token over SSE. Retrieval was filtered by tenant in the query, and the server stopped generating if the user closed the chat, which also saved cost."</w:t>
+      </w:r>
+    </w:p>
+    <w:p>
+      <w:pPr>
+        <w:pBdr>
+          <w:bottom w:val="single" w:sz="6" w:space="1" w:color="BFC7D5"/>
+        </w:pBdr>
+      </w:pPr>
+    </w:p>
+    <w:p>
+      <w:pPr>
+        <w:keepNext/>
+        <w:spacing w:before="200"/>
+      </w:pPr>
+      <w:r>
+        <w:rPr>
+          <w:color w:val="1F3A5F"/>
+          <w:sz w:val="24"/>
+        </w:rPr>
+      </w:r>
+      <w:r>
+        <w:rPr>
+          <w:b/>
+          <w:color w:val="1F3A5F"/>
+          <w:sz w:val="24"/>
+        </w:rPr>
+        <w:t>Q35. "Explain your self-hosted LiveKit design on AWS."</w:t>
       </w:r>
       <w:r>
         <w:rPr>
@@ -2633,7 +4574,7 @@
           <w:color w:val="1F3A5F"/>
           <w:sz w:val="24"/>
         </w:rPr>
-        <w:t>Q17. "How did you get 99% reconnect success?"</w:t>
+        <w:t>Q36. "How did you get 99% reconnect success?"</w:t>
       </w:r>
       <w:r>
         <w:rPr>
